--- a/course_development/domains/active_inference_organizations/01_organizational_systems/05_action/output/study-guides/05_action-practice_quiz.docx
+++ b/course_development/domains/active_inference_organizations/01_organizational_systems/05_action/output/study-guides/05_action-practice_quiz.docx
@@ -4,7 +4,12 @@
   <w:body>
     <w:p>
       <w:r>
-        <w:t>Practice Quiz: Action</w:t>
+        <w:t>Practice Quiz: Organizational Systems — Module 05: Action</w:t>
+      </w:r>
+    </w:p>
+    <w:p>
+      <w:r>
+        <w:t>Name : _ _ _  Date : _ _ _</w:t>
       </w:r>
     </w:p>
     <w:p>
@@ -14,98 +19,113 @@
     </w:p>
     <w:p>
       <w:r>
-        <w:t>What is the primary role of Action in Active Inference?</w:t>
+        <w:t>Active inference in an organizational context means:</w:t>
         <w:br/>
-        <w:t>A) To maximize reward</w:t>
+        <w:t>A) Thinking about what to do</w:t>
         <w:br/>
-        <w:t>B) To minimize variational free energy</w:t>
+        <w:t>B) Changing the external environment to match the organization's predictions</w:t>
         <w:br/>
-        <w:t>C) To increase entropy</w:t>
+        <w:t>C) Collecting market data</w:t>
         <w:br/>
-        <w:t>D) To eliminate the Markov Blanket</w:t>
+        <w:t>D) Writing a strategic plan</w:t>
       </w:r>
     </w:p>
     <w:p>
       <w:r>
-        <w:t>In Organizations, Action is best described as:</w:t>
+        <w:t>Epistemic action (exploration) differs from pragmatic action (exploitation) in that:</w:t>
         <w:br/>
-        <w:t>A) A static property</w:t>
+        <w:t>A) Epistemic action costs more</w:t>
         <w:br/>
-        <w:t>B) A dynamic process</w:t>
+        <w:t>B) Epistemic action's primary goal is to reduce uncertainty, not achieve a known objective</w:t>
         <w:br/>
-        <w:t>C) An external state</w:t>
+        <w:t>C) Pragmatic action is always better</w:t>
         <w:br/>
-        <w:t>D) A random variable</w:t>
+        <w:t>D) Epistemic action doesn't produce any results</w:t>
       </w:r>
     </w:p>
     <w:p>
       <w:r>
-        <w:t>Which mathematical quantity is most central to Action?</w:t>
+        <w:t>AWS began as an epistemic action and transitioned to pragmatic action. This transition occurred when:</w:t>
         <w:br/>
-        <w:t>A) The Lagrangian</w:t>
+        <w:t>A) Amazon ran out of ideas</w:t>
         <w:br/>
-        <w:t>B) The expected free energy</w:t>
+        <w:t>B) Sufficient uncertainty was resolved to justify large-scale investment in the validated model</w:t>
         <w:br/>
-        <w:t>C) The surprisal</w:t>
+        <w:t>C) The CEO changed his mind</w:t>
         <w:br/>
-        <w:t>D) The precision</w:t>
+        <w:t>D) Competitors copied the idea</w:t>
       </w:r>
     </w:p>
     <w:p>
       <w:r>
-        <w:t>How does Action relate to the concept of the Generative Model?</w:t>
+        <w:t>Expected free energy (EFE) combines:</w:t>
         <w:br/>
-        <w:t>A) It is separate from the model</w:t>
+        <w:t>A) Revenue and cost</w:t>
         <w:br/>
-        <w:t>B) It is a component of the model</w:t>
+        <w:t>B) Pragmatic value (goal achievement) and epistemic value (uncertainty reduction)</w:t>
         <w:br/>
-        <w:t>C) It destroys the model</w:t>
+        <w:t>C) Risk and return</w:t>
         <w:br/>
-        <w:t>D) It is only relevant for the environment</w:t>
+        <w:t>D) Supply and demand</w:t>
       </w:r>
     </w:p>
     <w:p>
       <w:r>
-        <w:t>A failure in Action would likely result in:</w:t>
+        <w:t>An execution failure where the organization continued a strategy despite negative signals is best diagnosed as:</w:t>
         <w:br/>
-        <w:t>A) Perfect prediction</w:t>
+        <w:t>A) Bad luck</w:t>
         <w:br/>
-        <w:t>B) Generalized surprise</w:t>
+        <w:t>B) High precision on the plan (prior) with low precision on feedback (sensory evidence)</w:t>
         <w:br/>
-        <w:t>C) Immediate death of the agent</w:t>
+        <w:t>C) Insufficient budget</w:t>
         <w:br/>
-        <w:t>D) Zero entropy</w:t>
+        <w:t>D) Competitor sabotage</w:t>
       </w:r>
     </w:p>
     <w:p>
       <w:r>
-        <w:t>Which scale is most relevant for analyzing Action in this course?</w:t>
+        <w:t>Pure exploitation (only doing what has worked before) is risky because:</w:t>
         <w:br/>
-        <w:t>A) Quantum</w:t>
+        <w:t>A) It is boring</w:t>
         <w:br/>
-        <w:t>B) Neural</w:t>
+        <w:t>B) The organization becomes optimally adapted to a specific environment, but fragile if that environment changes</w:t>
         <w:br/>
-        <w:t>C) Social</w:t>
+        <w:t>C) It costs too much</w:t>
         <w:br/>
-        <w:t>D) All of the above</w:t>
+        <w:t>D) Employees become too skilled</w:t>
       </w:r>
     </w:p>
     <w:p>
       <w:r>
-        <w:t>Action connects directly to which other component?</w:t>
+        <w:t>The exploitation-exploration trade-off is fundamentally about:</w:t>
         <w:br/>
-        <w:t>A) The step before it</w:t>
+        <w:t>A) Hiring strategy</w:t>
         <w:br/>
-        <w:t>B) The step after it</w:t>
+        <w:t>B) Allocating organizational effort between leveraging proven models and developing new ones</w:t>
         <w:br/>
-        <w:t>C) Both A and B</w:t>
+        <w:t>C) Budget cuts</w:t>
         <w:br/>
-        <w:t>D) None of the above</w:t>
+        <w:t>D) Time management</w:t>
       </w:r>
     </w:p>
     <w:p>
       <w:r>
-        <w:t>Part B: Short Answer</w:t>
+        <w:t>Part B: Short Analysis</w:t>
+      </w:r>
+    </w:p>
+    <w:p>
+      <w:r>
+        <w:t>Your company has three strategic options: (A) expand the core product into three new geographies, (B) acquire a small company in an adjacent market, (C) invest in a radically new technology platform. Evaluate each using the pragmatic value + epistemic value framework. Which has the highest expected free energy (worst)? Which has the lowest (best)? Defend your reasoning.</w:t>
+      </w:r>
+    </w:p>
+    <w:p>
+      <w:r>
+        <w:t>A pharmaceutical company spends 90% of its R&amp;D budget on incremental improvements to existing drugs (exploitation) and 10% on exploratory research into novel mechanisms (exploration). The CEO wants to shift to 70/30. Using the Active Inference framework, design the transition: What epistemic actions should the additional 20% fund? How would you measure their value when they may take years to produce results?</w:t>
+      </w:r>
+    </w:p>
+    <w:p>
+      <w:r>
+        <w:t>Your organization's annual strategic plan was finalized in January. By June, a major competitor has launched a disruptive product. Your leadership is debating: "Stick to the plan" vs. "Pivot immediately." Frame this debate in Active Inference terms and propose a structured decision process.</w:t>
       </w:r>
     </w:p>
     <w:sectPr>
